--- a/downloads/documents/05 Materials/Unit 05/Slides/Slides 05.14 - Fast Fashion and Where Clothes Go and the Consumer Comparison Task.docx
+++ b/downloads/documents/05 Materials/Unit 05/Slides/Slides 05.14 - Fast Fashion and Where Clothes Go and the Consumer Comparison Task.docx
@@ -6,9 +6,9 @@
       <w:pPr>
         <w:pStyle w:val="Heading1"/>
       </w:pPr>
-      <w:bookmarkStart w:id="20" w:name="Xb8a1c9dfa71ca95ce3c912906504d9e2af38a45"/>
-      <w:r>
-        <w:t xml:space="preserve">Slides 05.14: Fast Fashion and Where Clothes Go, and the Consumer Comparison Task</w:t>
+      <w:bookmarkStart w:id="20" w:name="X475ca70ef789d8cd40918769f3d16f7bacbc4e8"/>
+      <w:r>
+        <w:t xml:space="preserve">Slides 5.14: Fast Fashion and Where Clothes Go, and the Consumer Comparison Task</w:t>
       </w:r>
       <w:bookmarkEnd w:id="20"/>
     </w:p>

--- a/downloads/documents/05 Materials/Unit 05/Slides/Slides 05.14 - Fast Fashion and Where Clothes Go and the Consumer Comparison Task.docx
+++ b/downloads/documents/05 Materials/Unit 05/Slides/Slides 05.14 - Fast Fashion and Where Clothes Go and the Consumer Comparison Task.docx
@@ -1691,7 +1691,7 @@
         <w:pStyle w:val="BodyText"/>
       </w:pPr>
       <w:r>
-        <w:t xml:space="preserve">Notes: all figures. The interesting result is that all three are close on cost per wear, which forces the recommendation to turn on something else, and that is the lesson.</w:t>
+        <w:t xml:space="preserve">Notes: all figures are written for class. The interesting result is that all three are close on cost per wear, which forces the recommendation to turn on something else, and that is the lesson.</w:t>
       </w:r>
     </w:p>
     <w:p>
@@ -1867,7 +1867,7 @@
         <w:pStyle w:val="Compact"/>
       </w:pPr>
       <w:r>
-        <w:t xml:space="preserve">One sustainability consideration, and it is specific.</w:t>
+        <w:t xml:space="preserve">One sustainability consideration (waste, water, or workers), and it is specific.</w:t>
       </w:r>
       <w:r>
         <w:t xml:space="preserve"> </w:t>
